--- a/docs/review3/Individual_Contribution_Statement.docx
+++ b/docs/review3/Individual_Contribution_Statement.docx
@@ -190,7 +190,7 @@
               <w:rPr>
                 <w:sz w:val="21"/>
               </w:rPr>
-              <w:t>06 October 2026 – 28 October 2026 (49 commits)</w:t>
+              <w:t>06 October 2026 – 28 October 2026 (51 commits)</w:t>
             </w:r>
           </w:p>
         </w:tc>
@@ -1410,7 +1410,7 @@
         <w:t>Version history:</w:t>
       </w:r>
       <w:r>
-        <w:t xml:space="preserve"> 49 commits between 06 October 2026 and 28 October 2026, all under my name.</w:t>
+        <w:t xml:space="preserve"> 51 commits between 06 October 2026 and 28 October 2026, all under my name.</w:t>
       </w:r>
     </w:p>
     <w:p>
@@ -1425,7 +1425,7 @@
         <w:t>Code size:</w:t>
       </w:r>
       <w:r>
-        <w:t xml:space="preserve"> 4,391 lines of Python in src/, 2,255 lines in the interface, 3,472 lines of tests.</w:t>
+        <w:t xml:space="preserve"> 4,391 lines of Python in src/, 2,255 lines in the interface, 3,639 lines of tests.</w:t>
       </w:r>
     </w:p>
     <w:p>

--- a/docs/review3/Individual_Contribution_Statement.docx
+++ b/docs/review3/Individual_Contribution_Statement.docx
@@ -190,7 +190,7 @@
               <w:rPr>
                 <w:sz w:val="21"/>
               </w:rPr>
-              <w:t>06 October 2026 – 28 October 2026 (51 commits)</w:t>
+              <w:t>06 October 2026 – 28 October 2026 (52 commits)</w:t>
             </w:r>
           </w:p>
         </w:tc>
@@ -1410,7 +1410,7 @@
         <w:t>Version history:</w:t>
       </w:r>
       <w:r>
-        <w:t xml:space="preserve"> 51 commits between 06 October 2026 and 28 October 2026, all under my name.</w:t>
+        <w:t xml:space="preserve"> 52 commits between 06 October 2026 and 28 October 2026, all under my name.</w:t>
       </w:r>
     </w:p>
     <w:p>
